--- a/docs/Skolkova_CV_2026.docx
+++ b/docs/Skolkova_CV_2026.docx
@@ -54,9 +54,6 @@
           <w:p>
             <w:pPr>
               <w:jc w:val="right"/>
-              <w:rPr>
-                <w:lang w:val="en-US"/>
-              </w:rPr>
             </w:pPr>
             <w:r>
               <w:rPr>
@@ -71,6 +68,19 @@
                   <w:lang w:val="en-US"/>
                 </w:rPr>
                 <w:t>alena.skolkova@cerge-ei.cz</w:t>
+              </w:r>
+            </w:hyperlink>
+          </w:p>
+          <w:p>
+            <w:pPr>
+              <w:jc w:val="right"/>
+            </w:pPr>
+            <w:hyperlink r:id="rId9" w:history="1">
+              <w:r>
+                <w:rPr>
+                  <w:rStyle w:val="Hyperlink"/>
+                </w:rPr>
+                <w:t>https://askolkova.github.io</w:t>
               </w:r>
             </w:hyperlink>
           </w:p>
@@ -1601,7 +1611,7 @@
         </w:rPr>
         <w:t xml:space="preserve"> Conference of the </w:t>
       </w:r>
-      <w:hyperlink r:id="rId9" w:history="1">
+      <w:hyperlink r:id="rId10" w:history="1">
         <w:r>
           <w:rPr>
             <w:color w:val="0A0A0A"/>
@@ -2616,8 +2626,8 @@
       </w:r>
     </w:p>
     <w:sectPr>
-      <w:headerReference w:type="even" r:id="rId10"/>
-      <w:headerReference w:type="default" r:id="rId11"/>
+      <w:headerReference w:type="even" r:id="rId11"/>
+      <w:headerReference w:type="default" r:id="rId12"/>
       <w:pgSz w:w="11906" w:h="16838"/>
       <w:pgMar w:top="964" w:right="1440" w:bottom="964" w:left="1440" w:header="709" w:footer="709" w:gutter="0"/>
       <w:cols w:space="708"/>
@@ -2829,8 +2839,8 @@
         <v:path o:extrusionok="f" gradientshapeok="t" o:connecttype="rect"/>
         <o:lock v:ext="edit" aspectratio="t"/>
       </v:shapetype>
-      <v:shape id="_x0000_i1034" type="#_x0000_t75" alt="A cartoon of a child holding a computer&#13;&#13;&#13;&#13;&#13;&#10;&#13;&#13;&#13;&#13;&#13;&#10;AI-generated content may be incorrect." style="width:23pt;height:25.3pt;visibility:visible;mso-wrap-style:square" o:bullet="t">
-        <v:imagedata r:id="rId1" o:title="A cartoon of a child holding a computer&#13;&#13;&#13;&#13;&#13;&#10;&#13;&#13;&#13;&#13;&#13;&#10;AI-generated content may be incorrect"/>
+      <v:shape id="_x0000_i1032" type="#_x0000_t75" alt="A cartoon of a child holding a computer&#13;&#13;&#13;&#13;&#13;&#13;&#10;&#13;&#13;&#13;&#13;&#13;&#13;&#10;AI-generated content may be incorrect." style="width:23pt;height:25.3pt;visibility:visible;mso-wrap-style:square" o:bullet="t">
+        <v:imagedata r:id="rId1" o:title="A cartoon of a child holding a computer&#13;&#13;&#13;&#13;&#13;&#13;&#10;&#13;&#13;&#13;&#13;&#13;&#13;&#10;AI-generated content may be incorrect"/>
       </v:shape>
     </w:pict>
   </w:numPicBullet>
